--- a/FUNDGATE_TEMPLATE_DAILY.docx
+++ b/FUNDGATE_TEMPLATE_DAILY.docx
@@ -5089,11 +5089,6 @@
       </w:r>
     </w:p>
     <w:p>
-      <w:r>
-        <w:t>«SIGNER2_BLOCK_BANKLOGIN»</w:t>
-      </w:r>
-    </w:p>
-    <w:p>
       <w:pPr>
         <w:pStyle w:val="BodyText"/>
         <w:tabs>
@@ -5426,11 +5421,7 @@
         <w:t>(Signature)</w:t>
       </w:r>
     </w:p>
-    <w:p>
-      <w:r>
-        <w:t>«SIGNER2_BLOCK_P4»</w:t>
-      </w:r>
-    </w:p>
+    «SIGNER2_BLOCK_P4»
     <w:p>
       <w:pPr>
         <w:pStyle w:val="BodyText"/>
@@ -16402,7 +16393,7 @@
                 <w:b w:val="0"/>
                 <w:u w:val="none"/>
               </w:rPr>
-              <w:instrText xml:space="preserve"> MERGEFIELD "Merchant_DBA" </w:instrText>
+              <w:instrText xml:space="preserve"> MERGEFIELD "Merchant_Legal_Name" </w:instrText>
             </w:r>
             <w:r>
               <w:rPr>
@@ -16417,7 +16408,7 @@
                 <w:noProof/>
                 <w:u w:val="none"/>
               </w:rPr>
-              <w:t>«Merchant_DBA»</w:t>
+              <w:t>«Merchant_Legal_Name»</w:t>
             </w:r>
             <w:r>
               <w:rPr>
@@ -16537,37 +16528,19 @@
               <w:rPr>
                 <w:color w:val="010202"/>
                 <w:spacing w:val="-2"/>
-                <w:position w:val="7"/>
               </w:rPr>
             </w:pPr>
             <w:r>
               <w:rPr>
                 <w:color w:val="010202"/>
               </w:rPr>
-              <w:t>i</w:t>
+              <w:t>Its</w:t>
             </w:r>
             <w:r>
               <w:rPr>
                 <w:color w:val="010202"/>
               </w:rPr>
-              <w:t>ts</w:t>
-            </w:r>
-            <w:r>
-              <w:rPr>
-                <w:color w:val="010202"/>
-              </w:rPr>
-            </w:r>
-            <w:r>
-              <w:rPr>
-                <w:color w:val="010202"/>
-              </w:rPr>
-              <w:pict>
-                <v:group id="docshapegroup6" o:spid="_x0000_s1082" style="width:130.45pt;height:3.55pt;mso-position-horizontal-relative:char;mso-position-vertical-relative:line" coordsize="4026,15">
-                  <v:line id="_x0000_s1083" style="position:absolute" from="0,8" to="4026,8" strokecolor="#010202"/>
-                  <w10:wrap type="none"/>
-                  <w10:anchorlock/>
-                </v:group>
-              </w:pict>
+              <w:t xml:space="preserve"> «Title»</w:t>
             </w:r>
             <w:r>
               <w:rPr>
@@ -17134,6 +17107,14 @@
     <w:p>
       <w:pPr>
         <w:pStyle w:val="TableParagraph"/>
+      </w:pPr>
+      <w:r>
+        <w:t>«SIGNER2_BLOCK_P15»</w:t>
+      </w:r>
+    </w:p>
+    <w:p>
+      <w:pPr>
+        <w:pStyle w:val="TableParagraph"/>
         <w:sectPr>
           <w:pgSz w:w="12240" w:h="15840"/>
           <w:pgMar w:top="620" w:right="360" w:bottom="500" w:left="360" w:header="0" w:footer="311" w:gutter="0"/>
@@ -21489,31 +21470,7 @@
         <w:fldChar w:fldCharType="end"/>
       </w:r>
     </w:p>
-    <w:p>
-      <w:r>
-        <w:t>«SIGNER2_BLOCK_ACH»</w:t>
-      </w:r>
-    </w:p>
-    <w:p>
-      <w:pPr>
-        <w:pStyle w:val="BodyText"/>
-        <w:spacing w:line="192" w:lineRule="exact"/>
-        <w:ind w:left="5537"/>
-      </w:pPr>
-      <w:r>
-        <w:rPr>
-          <w:color w:val="010202"/>
-        </w:rPr>
-        <w:t xml:space="preserve">[Attached Voided Check </w:t>
-      </w:r>
-      <w:r>
-        <w:rPr>
-          <w:color w:val="010202"/>
-          <w:spacing w:val="-2"/>
-        </w:rPr>
-        <w:t>Here]</w:t>
-      </w:r>
-    </w:p>
+    «SIGNER2_BLOCK_ACH»
     <w:p>
       <w:pPr>
         <w:pStyle w:val="BodyText"/>
@@ -22314,6 +22271,7 @@
         <w:fldChar w:fldCharType="end"/>
       </w:r>
     </w:p>
+    «SIGNER2_BLOCK_BANKLOGIN»
     <w:p>
       <w:pPr>
         <w:pStyle w:val="BodyText"/>
@@ -23707,75 +23665,7 @@
         <w:rPr>
           <w:color w:val="010202"/>
         </w:rPr>
-        <w:t xml:space="preserve">If between </w:t>
-      </w:r>
-      <w:r>
-        <w:rPr>
-          <w:b/>
-          <w:color w:val="010202"/>
-        </w:rPr>
-        <w:t xml:space="preserve">thirty-one (31) and sixty (60) days </w:t>
-      </w:r>
-      <w:r>
-        <w:rPr>
-          <w:color w:val="010202"/>
-        </w:rPr>
-        <w:t xml:space="preserve">of the Payment of the Purchase price by the Purchaser, the Repurchase Amount shall be </w:t>
-      </w:r>
-      <w:r>
-        <w:rPr>
-          <w:b/>
-          <w:color w:val="010202"/>
-          <w:u w:val="single" w:color="010202"/>
-        </w:rPr>
-        <w:fldChar w:fldCharType="begin"/>
-      </w:r>
-      <w:r>
-        <w:rPr>
-          <w:b/>
-          <w:color w:val="010202"/>
-          <w:u w:val="single" w:color="010202"/>
-        </w:rPr>
-        <w:instrText xml:space="preserve"> MERGEFIELD "Repurchase_31_60_Day_Amount" </w:instrText>
-      </w:r>
-      <w:r>
-        <w:rPr>
-          <w:b/>
-          <w:color w:val="010202"/>
-          <w:u w:val="single" w:color="010202"/>
-        </w:rPr>
-        <w:fldChar w:fldCharType="separate"/>
-      </w:r>
-      <w:r>
-        <w:rPr>
-          <w:b/>
-          <w:noProof/>
-          <w:color w:val="010202"/>
-          <w:u w:val="single" w:color="010202"/>
-        </w:rPr>
-        <w:t>«Repurchase_31_60_Day_Amount»</w:t>
-      </w:r>
-      <w:r>
-        <w:rPr>
-          <w:b/>
-          <w:color w:val="010202"/>
-          <w:u w:val="single" w:color="010202"/>
-        </w:rPr>
-        <w:fldChar w:fldCharType="end"/>
-      </w:r>
-      <w:r>
-        <w:rPr>
-          <w:b/>
-          <w:color w:val="010202"/>
-          <w:u w:val="single" w:color="010202"/>
-        </w:rPr>
-        <w:t xml:space="preserve"> </w:t>
-      </w:r>
-      <w:r>
-        <w:rPr>
-          <w:color w:val="010202"/>
-        </w:rPr>
-        <w:t>less any payments made prior to the payment of the Repurchase Amount.</w:t>
+        <w:t>«REPURCHASE_MID_BLOCK»</w:t>
       </w:r>
     </w:p>
     <w:p>
@@ -25063,11 +24953,7 @@
         </w:rPr>
       </w:pPr>
     </w:p>
-    <w:p>
-      <w:r>
-        <w:t>«SIGNER2_BLOCK_ADDENDUM»</w:t>
-      </w:r>
-    </w:p>
+    «SIGNER2_BLOCK_ADDENDUM»
     <w:p>
       <w:pPr>
         <w:spacing w:before="122"/>
@@ -27008,7 +26894,6 @@
     <w:rPr>
       <w:b/>
       <w:bCs/>
-      <w:u w:val="single" w:color="000000"/>
     </w:rPr>
   </w:style>
   <w:style w:type="character" w:default="1" w:styleId="DefaultParagraphFont">

--- a/FUNDGATE_TEMPLATE_DAILY.docx
+++ b/FUNDGATE_TEMPLATE_DAILY.docx
@@ -5095,9 +5095,7 @@
           <w:tab w:val="left" w:pos="6390"/>
         </w:tabs>
         <w:ind w:left="165"/>
-        <w:rPr>
-          <w:position w:val="-4"/>
-        </w:rPr>
+        <w:rPr/>
       </w:pPr>
       <w:r>
         <w:rPr>
@@ -5145,6 +5143,16 @@
           <w:u w:val="single"/>
         </w:rPr>
         <w:fldChar w:fldCharType="separate"/>
+      </w:r>
+      <w:r>
+        <w:rPr>
+          <w:b/>
+          <w:noProof/>
+          <w:color w:val="010202"/>
+          <w:spacing w:val="-2"/>
+          <w:u w:val="single"/>
+        </w:rPr>
+        <w:t xml:space="preserve">«Owner_Guarantor_1», </w:t>
       </w:r>
       <w:r>
         <w:rPr>
@@ -5390,9 +5398,7 @@
           <w:tab w:val="left" w:pos="6390"/>
         </w:tabs>
         <w:ind w:left="165"/>
-        <w:rPr>
-          <w:position w:val="-4"/>
-        </w:rPr>
+        <w:rPr/>
       </w:pPr>
       <w:r>
         <w:rPr>
@@ -5425,9 +5431,7 @@
     <w:p>
       <w:pPr>
         <w:pStyle w:val="BodyText"/>
-        <w:rPr>
-          <w:position w:val="-4"/>
-        </w:rPr>
+        <w:rPr/>
         <w:sectPr>
           <w:pgSz w:w="12240" w:h="15840"/>
           <w:pgMar w:top="800" w:right="360" w:bottom="500" w:left="360" w:header="0" w:footer="311" w:gutter="0"/>
@@ -16485,7 +16489,7 @@
                 <w:b w:val="0"/>
                 <w:u w:val="none"/>
               </w:rPr>
-              <w:instrText xml:space="preserve"> MERGEFIELD "Merchant__1" </w:instrText>
+              <w:instrText xml:space="preserve"> MERGEFIELD "Owner_Guarantor_1" </w:instrText>
             </w:r>
             <w:r>
               <w:rPr>
@@ -16500,7 +16504,7 @@
                 <w:noProof/>
                 <w:u w:val="none"/>
               </w:rPr>
-              <w:t>«Merchant__1»</w:t>
+              <w:t>«Owner_Guarantor_1»</w:t>
             </w:r>
             <w:r>
               <w:rPr>
@@ -21327,9 +21331,7 @@
         </w:tabs>
         <w:spacing w:before="69" w:line="322" w:lineRule="exact"/>
         <w:ind w:left="165"/>
-        <w:rPr>
-          <w:position w:val="13"/>
-        </w:rPr>
+        <w:rPr/>
       </w:pPr>
       <w:r>
         <w:rPr>
@@ -21417,21 +21419,18 @@
       <w:r>
         <w:rPr>
           <w:color w:val="010202"/>
-          <w:position w:val="13"/>
         </w:rPr>
         <w:t>Date:</w:t>
       </w:r>
       <w:r>
         <w:rPr>
           <w:color w:val="010202"/>
-          <w:position w:val="13"/>
-        </w:rPr>
-        <w:t xml:space="preserve"> </w:t>
-      </w:r>
-      <w:r>
-        <w:rPr>
-          <w:color w:val="010202"/>
-          <w:position w:val="13"/>
+        </w:rPr>
+        <w:t xml:space="preserve"> </w:t>
+      </w:r>
+      <w:r>
+        <w:rPr>
+          <w:color w:val="010202"/>
           <w:u w:val="single" w:color="010202"/>
         </w:rPr>
         <w:fldChar w:fldCharType="begin"/>
@@ -21439,7 +21438,6 @@
       <w:r>
         <w:rPr>
           <w:color w:val="010202"/>
-          <w:position w:val="13"/>
           <w:u w:val="single" w:color="010202"/>
         </w:rPr>
         <w:instrText xml:space="preserve"> MERGEFIELD "Agreement_Date1" </w:instrText>
@@ -21447,7 +21445,6 @@
       <w:r>
         <w:rPr>
           <w:color w:val="010202"/>
-          <w:position w:val="13"/>
           <w:u w:val="single" w:color="010202"/>
         </w:rPr>
         <w:fldChar w:fldCharType="separate"/>
@@ -21456,7 +21453,6 @@
         <w:rPr>
           <w:noProof/>
           <w:color w:val="010202"/>
-          <w:position w:val="13"/>
           <w:u w:val="single" w:color="010202"/>
         </w:rPr>
         <w:t>«Agreement_Date1»</w:t>
@@ -21464,7 +21460,6 @@
       <w:r>
         <w:rPr>
           <w:color w:val="010202"/>
-          <w:position w:val="13"/>
           <w:u w:val="single" w:color="010202"/>
         </w:rPr>
         <w:fldChar w:fldCharType="end"/>
@@ -22246,7 +22241,7 @@
           <w:color w:val="010202"/>
           <w:u w:val="single" w:color="010202"/>
         </w:rPr>
-        <w:instrText xml:space="preserve"> MERGEFIELD "Merchant__1" </w:instrText>
+        <w:instrText xml:space="preserve"> MERGEFIELD "Owner_Guarantor_1" </w:instrText>
       </w:r>
       <w:r>
         <w:rPr>
@@ -22261,7 +22256,7 @@
           <w:color w:val="010202"/>
           <w:u w:val="single" w:color="010202"/>
         </w:rPr>
-        <w:t>«Merchant__1»</w:t>
+        <w:t>«Owner_Guarantor_1»</w:t>
       </w:r>
       <w:r>
         <w:rPr>
@@ -24705,7 +24700,7 @@
           <w:b/>
           <w:color w:val="010202"/>
         </w:rPr>
-        <w:instrText xml:space="preserve"> MERGEFIELD "Merchant__1" </w:instrText>
+        <w:instrText xml:space="preserve"> MERGEFIELD "Owner_Guarantor_1" </w:instrText>
       </w:r>
       <w:r>
         <w:rPr>
@@ -24720,7 +24715,7 @@
           <w:noProof/>
           <w:color w:val="010202"/>
         </w:rPr>
-        <w:t>«Merchant__1»</w:t>
+        <w:t>«Owner_Guarantor_1»</w:t>
       </w:r>
       <w:r>
         <w:rPr>

--- a/FUNDGATE_TEMPLATE_DAILY.docx
+++ b/FUNDGATE_TEMPLATE_DAILY.docx
@@ -5143,16 +5143,6 @@
           <w:u w:val="single"/>
         </w:rPr>
         <w:fldChar w:fldCharType="separate"/>
-      </w:r>
-      <w:r>
-        <w:rPr>
-          <w:b/>
-          <w:noProof/>
-          <w:color w:val="010202"/>
-          <w:spacing w:val="-2"/>
-          <w:u w:val="single"/>
-        </w:rPr>
-        <w:t xml:space="preserve">«Owner_Guarantor_1», </w:t>
       </w:r>
       <w:r>
         <w:rPr>

--- a/FUNDGATE_TEMPLATE_DAILY.docx
+++ b/FUNDGATE_TEMPLATE_DAILY.docx
@@ -18934,7 +18934,7 @@
         <w:sectPr>
           <w:type w:val="continuous"/>
           <w:pgSz w:w="12240" w:h="15840"/>
-          <w:pgMar w:top="1120" w:right="360" w:bottom="500" w:left="360" w:header="0" w:footer="311" w:gutter="0"/>
+          <w:pgMar w:top="700" w:right="360" w:bottom="500" w:left="360" w:header="0" w:footer="311" w:gutter="0"/>
           <w:cols w:space="720"/>
         </w:sectPr>
       </w:pPr>
@@ -19151,7 +19151,7 @@
     <w:p>
       <w:pPr>
         <w:pStyle w:val="BodyText"/>
-        <w:spacing w:before="228" w:line="247" w:lineRule="auto"/>
+        <w:spacing w:before="100" w:line="220" w:lineRule="auto"/>
         <w:ind w:left="120" w:right="46"/>
       </w:pPr>
       <w:r>
@@ -20372,7 +20372,7 @@
     <w:p>
       <w:pPr>
         <w:pStyle w:val="BodyText"/>
-        <w:spacing w:before="227" w:line="247" w:lineRule="auto"/>
+        <w:spacing w:before="100" w:line="220" w:lineRule="auto"/>
         <w:ind w:left="120" w:right="117"/>
         <w:jc w:val="both"/>
       </w:pPr>
@@ -20386,7 +20386,7 @@
     <w:p>
       <w:pPr>
         <w:pStyle w:val="BodyText"/>
-        <w:spacing w:before="224" w:line="247" w:lineRule="auto"/>
+        <w:spacing w:before="100" w:line="220" w:lineRule="auto"/>
         <w:ind w:left="120" w:right="116"/>
         <w:jc w:val="both"/>
       </w:pPr>
@@ -20400,7 +20400,7 @@
     <w:p>
       <w:pPr>
         <w:pStyle w:val="BodyText"/>
-        <w:spacing w:before="226" w:line="247" w:lineRule="auto"/>
+        <w:spacing w:before="100" w:line="220" w:lineRule="auto"/>
         <w:ind w:left="119" w:right="105"/>
         <w:jc w:val="both"/>
       </w:pPr>
@@ -20507,7 +20507,7 @@
     <w:p>
       <w:pPr>
         <w:pStyle w:val="BodyText"/>
-        <w:spacing w:before="221"/>
+        <w:spacing w:before="100"/>
         <w:ind w:left="120" w:right="5903" w:hanging="1"/>
         <w:rPr>
           <w:color w:val="010202"/>
@@ -20553,7 +20553,7 @@
     <w:p>
       <w:pPr>
         <w:pStyle w:val="BodyText"/>
-        <w:spacing w:before="221"/>
+        <w:spacing w:before="100"/>
         <w:ind w:left="120" w:right="5903" w:hanging="1"/>
         <w:rPr>
           <w:color w:val="010202"/>
@@ -20641,7 +20641,7 @@
     <w:p>
       <w:pPr>
         <w:pStyle w:val="BodyText"/>
-        <w:spacing w:before="221"/>
+        <w:spacing w:before="100"/>
         <w:ind w:left="120" w:right="5903" w:hanging="1"/>
         <w:rPr>
           <w:color w:val="010202"/>
@@ -20753,7 +20753,7 @@
     <w:p>
       <w:pPr>
         <w:pStyle w:val="BodyText"/>
-        <w:spacing w:before="228" w:line="247" w:lineRule="auto"/>
+        <w:spacing w:before="100" w:line="220" w:lineRule="auto"/>
         <w:ind w:left="120"/>
         <w:rPr>
           <w:color w:val="010202"/>
@@ -21009,7 +21009,7 @@
     <w:p>
       <w:pPr>
         <w:pStyle w:val="BodyText"/>
-        <w:spacing w:before="228" w:line="247" w:lineRule="auto"/>
+        <w:spacing w:before="100" w:line="220" w:lineRule="auto"/>
         <w:ind w:left="120"/>
       </w:pPr>
     </w:p>
@@ -21089,7 +21089,7 @@
     <w:p>
       <w:pPr>
         <w:pStyle w:val="BodyText"/>
-        <w:spacing w:before="222" w:line="456" w:lineRule="auto"/>
+        <w:spacing w:before="100" w:line="456" w:lineRule="auto"/>
         <w:ind w:left="120" w:right="7598"/>
       </w:pPr>
       <w:r>
@@ -21462,7 +21462,7 @@
         <w:spacing w:line="192" w:lineRule="exact"/>
         <w:sectPr>
           <w:pgSz w:w="12240" w:h="15840"/>
-          <w:pgMar w:top="1120" w:right="360" w:bottom="500" w:left="360" w:header="0" w:footer="311" w:gutter="0"/>
+          <w:pgMar w:top="700" w:right="360" w:bottom="500" w:left="360" w:header="0" w:footer="311" w:gutter="0"/>
           <w:cols w:space="720"/>
         </w:sectPr>
       </w:pPr>
@@ -21533,7 +21533,7 @@
         <w:pStyle w:val="BodyText"/>
         <w:sectPr>
           <w:pgSz w:w="12240" w:h="15840"/>
-          <w:pgMar w:top="1120" w:right="360" w:bottom="500" w:left="360" w:header="0" w:footer="311" w:gutter="0"/>
+          <w:pgMar w:top="700" w:right="360" w:bottom="500" w:left="360" w:header="0" w:footer="311" w:gutter="0"/>
           <w:cols w:space="720"/>
         </w:sectPr>
       </w:pPr>
@@ -21639,7 +21639,7 @@
         <w:sectPr>
           <w:type w:val="continuous"/>
           <w:pgSz w:w="12240" w:h="15840"/>
-          <w:pgMar w:top="1120" w:right="360" w:bottom="500" w:left="360" w:header="0" w:footer="311" w:gutter="0"/>
+          <w:pgMar w:top="700" w:right="360" w:bottom="500" w:left="360" w:header="0" w:footer="311" w:gutter="0"/>
           <w:cols w:num="2" w:space="720" w:equalWidth="0">
             <w:col w:w="1541" w:space="1831"/>
             <w:col w:w="8148"/>

--- a/FUNDGATE_TEMPLATE_DAILY.docx
+++ b/FUNDGATE_TEMPLATE_DAILY.docx
@@ -22469,6 +22469,14 @@
     <w:p>
       <w:pPr>
         <w:pStyle w:val="BodyText"/>
+      </w:pPr>
+      <w:r>
+        <w:t>«CONSUMER_NOTICE_PAGE»</w:t>
+      </w:r>
+    </w:p>
+    <w:p>
+      <w:pPr>
+        <w:pStyle w:val="BodyText"/>
         <w:rPr>
           <w:b/>
         </w:rPr>

--- a/FUNDGATE_TEMPLATE_DAILY.docx
+++ b/FUNDGATE_TEMPLATE_DAILY.docx
@@ -75,6 +75,51 @@
           <w:spacing w:val="-5"/>
         </w:rPr>
         <w:t>LLC</w:t>
+      </w:r>
+    </w:p>
+    <w:p>
+      <w:pPr>
+        <w:pStyle w:val="BodyText"/>
+        <w:spacing w:before="60" w:after="0"/>
+        <w:jc w:val="center"/>
+      </w:pPr>
+      <w:r>
+        <w:rPr>
+          <w:color w:val="010202"/>
+          <w:sz w:val="20"/>
+          <w:szCs w:val="20"/>
+        </w:rPr>
+        <w:t>1202 Avenue U, Suite 1175</w:t>
+      </w:r>
+    </w:p>
+    <w:p>
+      <w:pPr>
+        <w:pStyle w:val="BodyText"/>
+        <w:spacing w:before="0" w:after="0"/>
+        <w:jc w:val="center"/>
+      </w:pPr>
+      <w:r>
+        <w:rPr>
+          <w:color w:val="010202"/>
+          <w:sz w:val="20"/>
+          <w:szCs w:val="20"/>
+        </w:rPr>
+        <w:t>Brooklyn NY 11229</w:t>
+      </w:r>
+    </w:p>
+    <w:p>
+      <w:pPr>
+        <w:pStyle w:val="BodyText"/>
+        <w:spacing w:before="0" w:after="60"/>
+        <w:jc w:val="center"/>
+      </w:pPr>
+      <w:r>
+        <w:rPr>
+          <w:color w:val="010202"/>
+          <w:sz w:val="20"/>
+          <w:szCs w:val="20"/>
+        </w:rPr>
+        <w:t>admin@fundgatellc.com</w:t>
       </w:r>
     </w:p>
     <w:p>

--- a/FUNDGATE_TEMPLATE_DAILY.docx
+++ b/FUNDGATE_TEMPLATE_DAILY.docx
@@ -2015,13 +2015,7 @@
         <w:rPr>
           <w:color w:val="010202"/>
         </w:rPr>
-        <w:t xml:space="preserve">to the Specified Account in an amount equal to the Specific Daily Amount until Purchaser irrevocably receives an aggregate amount equal </w:t>
-      </w:r>
-      <w:r>
-        <w:rPr>
-          <w:color w:val="010202"/>
-        </w:rPr>
-        <w:t>total</w:t>
+        <w:t xml:space="preserve">to the Specified Account in an amount equal to the Specific Daily Amount until Purchaser irrevocably receives an aggregate amount equal to all </w:t>
       </w:r>
       <w:r>
         <w:rPr>

--- a/FUNDGATE_TEMPLATE_DAILY.docx
+++ b/FUNDGATE_TEMPLATE_DAILY.docx
@@ -17595,20 +17595,17 @@
         <w:jc w:val="left"/>
         <w:rPr>
           <w:color w:val="010202"/>
-          <w:position w:val="-12"/>
-        </w:rPr>
-      </w:pPr>
-      <w:r>
-        <w:rPr>
-          <w:color w:val="010202"/>
-          <w:position w:val="-12"/>
+        </w:rPr>
+      </w:pPr>
+      <w:r>
+        <w:rPr>
+          <w:color w:val="010202"/>
         </w:rPr>
         <w:t>Rejected and/or stopped ACH</w:t>
       </w:r>
       <w:r>
         <w:rPr>
           <w:color w:val="010202"/>
-          <w:position w:val="-12"/>
         </w:rPr>
         <w:tab/>
       </w:r>
@@ -17967,20 +17964,17 @@
         <w:ind w:left="7020" w:right="551" w:hanging="6751"/>
         <w:rPr>
           <w:color w:val="010202"/>
-          <w:position w:val="-12"/>
-        </w:rPr>
-      </w:pPr>
-      <w:r>
-        <w:rPr>
-          <w:color w:val="010202"/>
-          <w:position w:val="-12"/>
+        </w:rPr>
+      </w:pPr>
+      <w:r>
+        <w:rPr>
+          <w:color w:val="010202"/>
         </w:rPr>
         <w:t>Blocked Account-</w:t>
       </w:r>
       <w:r>
         <w:rPr>
           <w:color w:val="010202"/>
-          <w:position w:val="-12"/>
         </w:rPr>
         <w:tab/>
       </w:r>
@@ -17988,14 +17982,12 @@
         <w:rPr>
           <w:color w:val="010202"/>
           <w:spacing w:val="-2"/>
-          <w:position w:val="-12"/>
         </w:rPr>
         <w:t>$2,500</w:t>
       </w:r>
       <w:r>
         <w:rPr>
           <w:color w:val="010202"/>
-          <w:position w:val="-12"/>
         </w:rPr>
         <w:tab/>
       </w:r>
@@ -18535,20 +18527,17 @@
         <w:ind w:left="3645" w:right="38" w:hanging="3376"/>
         <w:rPr>
           <w:color w:val="010202"/>
-          <w:position w:val="-12"/>
-        </w:rPr>
-      </w:pPr>
-      <w:r>
-        <w:rPr>
-          <w:color w:val="010202"/>
-          <w:position w:val="-12"/>
+        </w:rPr>
+      </w:pPr>
+      <w:r>
+        <w:rPr>
+          <w:color w:val="010202"/>
         </w:rPr>
         <w:t>Default Fee</w:t>
       </w:r>
       <w:r>
         <w:rPr>
           <w:color w:val="010202"/>
-          <w:position w:val="-12"/>
         </w:rPr>
         <w:tab/>
       </w:r>

--- a/FUNDGATE_TEMPLATE_DAILY.docx
+++ b/FUNDGATE_TEMPLATE_DAILY.docx
@@ -16441,7 +16441,7 @@
                 <w:noProof/>
                 <w:u w:val="none"/>
               </w:rPr>
-              <w:t>«Merchant_Legal_Name»</w:t>
+              <w:t>«Merchant_Display_Name»</w:t>
             </w:r>
             <w:r>
               <w:rPr>
@@ -19209,7 +19209,7 @@
           <w:noProof/>
           <w:color w:val="010202"/>
         </w:rPr>
-        <w:t>«Merchant_Legal_Name»</w:t>
+        <w:t>«Merchant_Display_Name»</w:t>
       </w:r>
       <w:r>
         <w:rPr>
@@ -22907,7 +22907,7 @@
           <w:noProof/>
           <w:color w:val="010202"/>
         </w:rPr>
-        <w:t>«Merchant_Legal_Name»</w:t>
+        <w:t>«Merchant_Display_Name»</w:t>
       </w:r>
       <w:r>
         <w:rPr>
@@ -24656,7 +24656,7 @@
           <w:color w:val="010202"/>
           <w:u w:val="none"/>
         </w:rPr>
-        <w:t>«Merchant_Legal_Name»</w:t>
+        <w:t>«Merchant_Display_Name»</w:t>
       </w:r>
       <w:r>
         <w:rPr>
